--- a/descargas/primaria-1-3/word/PRESENTE_primaria-1-3_s1_viernes-4-dic.docx
+++ b/descargas/primaria-1-3/word/PRESENTE_primaria-1-3_s1_viernes-4-dic.docx
@@ -181,19 +181,7 @@
       </w:hyperlink>
       <w:r>
         <w:rPr/>
-        <w:t xml:space="preserve"> (vídeo con letra; </w:t>
-      </w:r>
-      <w:hyperlink r:id="rIdL2" w:history="1">
-        <w:r>
-          <w:rPr>
-            <w:rStyle w:val="Hipervnculo"/>
-          </w:rPr>
-          <w:t xml:space="preserve">versión original</w:t>
-        </w:r>
-      </w:hyperlink>
-      <w:r>
-        <w:rPr/>
-        <w:t xml:space="preserve">). Habla de disfrutar lo sencillo de cada día sin darle tantas vueltas a las cosas. Mientras suena, cada uno piensa en un momento pequeño de la semana en el que ha estado de verdad presente.</w:t>
+        <w:t xml:space="preserve">. Habla de disfrutar lo sencillo de cada día sin darle tantas vueltas a las cosas. Mientras suena, cada uno piensa en un momento pequeño de la semana en el que ha estado de verdad presente.</w:t>
       </w:r>
     </w:p>
     <w:p>
@@ -215,7 +203,7 @@
       </w:pPr>
       <w:r>
         <w:rPr/>
-        <w:t xml:space="preserve">«Gracias, Jesús, por esta semana. Perdón por las veces que no he escuchado. Ayúdame a estar más presente». Padrenuestro.</w:t>
+        <w:t xml:space="preserve">«Gracias, Jesús, por esta semana. Perdón por las veces que no he escuchado. Ayúdame a estar más presente».</w:t>
       </w:r>
     </w:p>
     <w:p>
